--- a/note-articles/2026-09-05-yoru-niju-ji-no-shiroi-hikari.docx
+++ b/note-articles/2026-09-05-yoru-niju-ji-no-shiroi-hikari.docx
@@ -61,25 +61,87 @@
           <w:sz w:val="24"/>
           <w:szCs w:val="24"/>
         </w:rPr>
-        <w:t xml:space="preserve">ふと、視界の端に何かが動いた。</w:t>
-      </w:r>
-    </w:p>
-    <w:p>
-      <w:pPr>
-        <w:spacing w:after="120"/>
-      </w:pPr>
-    </w:p>
-    <w:p>
-      <w:pPr>
-        <w:spacing w:after="0" w:line="320"/>
-      </w:pPr>
-      <w:r>
-        <w:rPr>
-          <w:rFonts w:ascii="游明朝" w:cs="游明朝" w:eastAsia="游明朝" w:hAnsi="游明朝"/>
-          <w:sz w:val="24"/>
-          <w:szCs w:val="24"/>
-        </w:rPr>
-        <w:t xml:space="preserve">白い、小さな球。</w:t>
+        <w:t xml:space="preserve">ふと、朋子先生の眼鏡のなかに、</w:t>
+      </w:r>
+    </w:p>
+    <w:p>
+      <w:pPr>
+        <w:spacing w:after="0" w:line="320"/>
+      </w:pPr>
+      <w:r>
+        <w:rPr>
+          <w:rFonts w:ascii="游明朝" w:cs="游明朝" w:eastAsia="游明朝" w:hAnsi="游明朝"/>
+          <w:sz w:val="24"/>
+          <w:szCs w:val="24"/>
+        </w:rPr>
+        <w:t xml:space="preserve">白い、小さな球が映った。</w:t>
+      </w:r>
+    </w:p>
+    <w:p>
+      <w:pPr>
+        <w:spacing w:after="120"/>
+      </w:pPr>
+    </w:p>
+    <w:p>
+      <w:pPr>
+        <w:spacing w:after="0" w:line="320"/>
+      </w:pPr>
+      <w:r>
+        <w:rPr>
+          <w:rFonts w:ascii="游明朝" w:cs="游明朝" w:eastAsia="游明朝" w:hAnsi="游明朝"/>
+          <w:sz w:val="24"/>
+          <w:szCs w:val="24"/>
+        </w:rPr>
+        <w:t xml:space="preserve">「なに？この子？」</w:t>
+      </w:r>
+    </w:p>
+    <w:p>
+      <w:pPr>
+        <w:spacing w:after="120"/>
+      </w:pPr>
+    </w:p>
+    <w:p>
+      <w:pPr>
+        <w:spacing w:after="0" w:line="320"/>
+      </w:pPr>
+      <w:r>
+        <w:rPr>
+          <w:rFonts w:ascii="游明朝" w:cs="游明朝" w:eastAsia="游明朝" w:hAnsi="游明朝"/>
+          <w:sz w:val="24"/>
+          <w:szCs w:val="24"/>
+        </w:rPr>
+        <w:t xml:space="preserve">先生が、画面越しに笑いながら言う。</w:t>
+      </w:r>
+    </w:p>
+    <w:p>
+      <w:pPr>
+        <w:spacing w:after="120"/>
+      </w:pPr>
+    </w:p>
+    <w:p>
+      <w:pPr>
+        <w:spacing w:after="0" w:line="320"/>
+      </w:pPr>
+      <w:r>
+        <w:rPr>
+          <w:rFonts w:ascii="游明朝" w:cs="游明朝" w:eastAsia="游明朝" w:hAnsi="游明朝"/>
+          <w:sz w:val="24"/>
+          <w:szCs w:val="24"/>
+        </w:rPr>
+        <w:t xml:space="preserve">「ほら～、いるでしょ？</w:t>
+      </w:r>
+    </w:p>
+    <w:p>
+      <w:pPr>
+        <w:spacing w:after="0" w:line="320"/>
+      </w:pPr>
+      <w:r>
+        <w:rPr>
+          <w:rFonts w:ascii="游明朝" w:cs="游明朝" w:eastAsia="游明朝" w:hAnsi="游明朝"/>
+          <w:sz w:val="24"/>
+          <w:szCs w:val="24"/>
+        </w:rPr>
+        <w:t xml:space="preserve">今日も来ている」</w:t>
       </w:r>
     </w:p>
     <w:p>
@@ -110,25 +172,25 @@
           <w:sz w:val="24"/>
           <w:szCs w:val="24"/>
         </w:rPr>
-        <w:t xml:space="preserve">もう一度見た。</w:t>
-      </w:r>
-    </w:p>
-    <w:p>
-      <w:pPr>
-        <w:spacing w:after="120"/>
-      </w:pPr>
-    </w:p>
-    <w:p>
-      <w:pPr>
-        <w:spacing w:after="0" w:line="320"/>
-      </w:pPr>
-      <w:r>
-        <w:rPr>
-          <w:rFonts w:ascii="游明朝" w:cs="游明朝" w:eastAsia="游明朝" w:hAnsi="游明朝"/>
-          <w:sz w:val="24"/>
-          <w:szCs w:val="24"/>
-        </w:rPr>
-        <w:t xml:space="preserve">やっぱりいる。</w:t>
+        <w:t xml:space="preserve">画面に目をこらす。</w:t>
+      </w:r>
+    </w:p>
+    <w:p>
+      <w:pPr>
+        <w:spacing w:after="120"/>
+      </w:pPr>
+    </w:p>
+    <w:p>
+      <w:pPr>
+        <w:spacing w:after="0" w:line="320"/>
+      </w:pPr>
+      <w:r>
+        <w:rPr>
+          <w:rFonts w:ascii="游明朝" w:cs="游明朝" w:eastAsia="游明朝" w:hAnsi="游明朝"/>
+          <w:sz w:val="24"/>
+          <w:szCs w:val="24"/>
+        </w:rPr>
+        <w:t xml:space="preserve">本当だ。</w:t>
       </w:r>
     </w:p>
     <w:p>
@@ -177,113 +239,279 @@
           <w:sz w:val="24"/>
           <w:szCs w:val="24"/>
         </w:rPr>
-        <w:t xml:space="preserve">誰かに聞いてみようか、</w:t>
-      </w:r>
-    </w:p>
-    <w:p>
-      <w:pPr>
-        <w:spacing w:after="0" w:line="320"/>
-      </w:pPr>
-      <w:r>
-        <w:rPr>
-          <w:rFonts w:ascii="游明朝" w:cs="游明朝" w:eastAsia="游明朝" w:hAnsi="游明朝"/>
-          <w:sz w:val="24"/>
-          <w:szCs w:val="24"/>
-        </w:rPr>
-        <w:t xml:space="preserve">一瞬迷った。</w:t>
-      </w:r>
-    </w:p>
-    <w:p>
-      <w:pPr>
-        <w:spacing w:after="120"/>
-      </w:pPr>
-    </w:p>
-    <w:p>
-      <w:pPr>
-        <w:spacing w:after="0" w:line="320"/>
-      </w:pPr>
-      <w:r>
-        <w:rPr>
-          <w:rFonts w:ascii="游明朝" w:cs="游明朝" w:eastAsia="游明朝" w:hAnsi="游明朝"/>
-          <w:sz w:val="24"/>
-          <w:szCs w:val="24"/>
-        </w:rPr>
-        <w:t xml:space="preserve">でも、</w:t>
-      </w:r>
-    </w:p>
-    <w:p>
-      <w:pPr>
-        <w:spacing w:after="0" w:line="320"/>
-      </w:pPr>
-      <w:r>
-        <w:rPr>
-          <w:rFonts w:ascii="游明朝" w:cs="游明朝" w:eastAsia="游明朝" w:hAnsi="游明朝"/>
-          <w:sz w:val="24"/>
-          <w:szCs w:val="24"/>
-        </w:rPr>
-        <w:t xml:space="preserve">聞かなくてもわかる気がした。</w:t>
-      </w:r>
-    </w:p>
-    <w:p>
-      <w:pPr>
-        <w:spacing w:after="120"/>
-      </w:pPr>
-    </w:p>
-    <w:p>
-      <w:pPr>
-        <w:spacing w:after="0" w:line="320"/>
-      </w:pPr>
-      <w:r>
-        <w:rPr>
-          <w:rFonts w:ascii="游明朝" w:cs="游明朝" w:eastAsia="游明朝" w:hAnsi="游明朝"/>
-          <w:sz w:val="24"/>
-          <w:szCs w:val="24"/>
-        </w:rPr>
-        <w:t xml:space="preserve">これ、</w:t>
-      </w:r>
-    </w:p>
-    <w:p>
-      <w:pPr>
-        <w:spacing w:after="0" w:line="320"/>
-      </w:pPr>
-      <w:r>
-        <w:rPr>
-          <w:rFonts w:ascii="游明朝" w:cs="游明朝" w:eastAsia="游明朝" w:hAnsi="游明朝"/>
-          <w:sz w:val="24"/>
-          <w:szCs w:val="24"/>
-        </w:rPr>
-        <w:t xml:space="preserve">たぶん見えている人には見えているし、</w:t>
-      </w:r>
-    </w:p>
-    <w:p>
-      <w:pPr>
-        <w:spacing w:after="0" w:line="320"/>
-      </w:pPr>
-      <w:r>
-        <w:rPr>
-          <w:rFonts w:ascii="游明朝" w:cs="游明朝" w:eastAsia="游明朝" w:hAnsi="游明朝"/>
-          <w:sz w:val="24"/>
-          <w:szCs w:val="24"/>
-        </w:rPr>
-        <w:t xml:space="preserve">見えていない人には見えていない。</w:t>
-      </w:r>
-    </w:p>
-    <w:p>
-      <w:pPr>
-        <w:spacing w:after="120"/>
-      </w:pPr>
-    </w:p>
-    <w:p>
-      <w:pPr>
-        <w:spacing w:after="0" w:line="320"/>
-      </w:pPr>
-      <w:r>
-        <w:rPr>
-          <w:rFonts w:ascii="游明朝" w:cs="游明朝" w:eastAsia="游明朝" w:hAnsi="游明朝"/>
-          <w:sz w:val="24"/>
-          <w:szCs w:val="24"/>
-        </w:rPr>
-        <w:t xml:space="preserve">そういう類のものだ。</w:t>
+        <w:t xml:space="preserve">これは、</w:t>
+      </w:r>
+    </w:p>
+    <w:p>
+      <w:pPr>
+        <w:spacing w:after="0" w:line="320"/>
+      </w:pPr>
+      <w:r>
+        <w:rPr>
+          <w:rFonts w:ascii="游明朝" w:cs="游明朝" w:eastAsia="游明朝" w:hAnsi="游明朝"/>
+          <w:sz w:val="24"/>
+          <w:szCs w:val="24"/>
+        </w:rPr>
+        <w:t xml:space="preserve">見えている人には見えていて、</w:t>
+      </w:r>
+    </w:p>
+    <w:p>
+      <w:pPr>
+        <w:spacing w:after="0" w:line="320"/>
+      </w:pPr>
+      <w:r>
+        <w:rPr>
+          <w:rFonts w:ascii="游明朝" w:cs="游明朝" w:eastAsia="游明朝" w:hAnsi="游明朝"/>
+          <w:sz w:val="24"/>
+          <w:szCs w:val="24"/>
+        </w:rPr>
+        <w:t xml:space="preserve">見えていない人には見えていない、</w:t>
+      </w:r>
+    </w:p>
+    <w:p>
+      <w:pPr>
+        <w:spacing w:after="0" w:line="320"/>
+      </w:pPr>
+      <w:r>
+        <w:rPr>
+          <w:rFonts w:ascii="游明朝" w:cs="游明朝" w:eastAsia="游明朝" w:hAnsi="游明朝"/>
+          <w:sz w:val="24"/>
+          <w:szCs w:val="24"/>
+        </w:rPr>
+        <w:t xml:space="preserve">という類のものではない。</w:t>
+      </w:r>
+    </w:p>
+    <w:p>
+      <w:pPr>
+        <w:spacing w:after="120"/>
+      </w:pPr>
+    </w:p>
+    <w:p>
+      <w:pPr>
+        <w:spacing w:after="0" w:line="320"/>
+      </w:pPr>
+      <w:r>
+        <w:rPr>
+          <w:rFonts w:ascii="游明朝" w:cs="游明朝" w:eastAsia="游明朝" w:hAnsi="游明朝"/>
+          <w:sz w:val="24"/>
+          <w:szCs w:val="24"/>
+        </w:rPr>
+        <w:t xml:space="preserve">先生が「いるでしょ？」と言った瞬間、</w:t>
+      </w:r>
+    </w:p>
+    <w:p>
+      <w:pPr>
+        <w:spacing w:after="0" w:line="320"/>
+      </w:pPr>
+      <w:r>
+        <w:rPr>
+          <w:rFonts w:ascii="游明朝" w:cs="游明朝" w:eastAsia="游明朝" w:hAnsi="游明朝"/>
+          <w:sz w:val="24"/>
+          <w:szCs w:val="24"/>
+        </w:rPr>
+        <w:t xml:space="preserve">画面の向こうの全員が、</w:t>
+      </w:r>
+    </w:p>
+    <w:p>
+      <w:pPr>
+        <w:spacing w:after="0" w:line="320"/>
+      </w:pPr>
+      <w:r>
+        <w:rPr>
+          <w:rFonts w:ascii="游明朝" w:cs="游明朝" w:eastAsia="游明朝" w:hAnsi="游明朝"/>
+          <w:sz w:val="24"/>
+          <w:szCs w:val="24"/>
+        </w:rPr>
+        <w:t xml:space="preserve">「あ、本当だ」</w:t>
+      </w:r>
+    </w:p>
+    <w:p>
+      <w:pPr>
+        <w:spacing w:after="0" w:line="320"/>
+      </w:pPr>
+      <w:r>
+        <w:rPr>
+          <w:rFonts w:ascii="游明朝" w:cs="游明朝" w:eastAsia="游明朝" w:hAnsi="游明朝"/>
+          <w:sz w:val="24"/>
+          <w:szCs w:val="24"/>
+        </w:rPr>
+        <w:t xml:space="preserve">「いる、いる」</w:t>
+      </w:r>
+    </w:p>
+    <w:p>
+      <w:pPr>
+        <w:spacing w:after="0" w:line="320"/>
+      </w:pPr>
+      <w:r>
+        <w:rPr>
+          <w:rFonts w:ascii="游明朝" w:cs="游明朝" w:eastAsia="游明朝" w:hAnsi="游明朝"/>
+          <w:sz w:val="24"/>
+          <w:szCs w:val="24"/>
+        </w:rPr>
+        <w:t xml:space="preserve">と、口々に言った。</w:t>
+      </w:r>
+    </w:p>
+    <w:p>
+      <w:pPr>
+        <w:spacing w:after="120"/>
+      </w:pPr>
+    </w:p>
+    <w:p>
+      <w:pPr>
+        <w:spacing w:after="0" w:line="320"/>
+      </w:pPr>
+      <w:r>
+        <w:rPr>
+          <w:rFonts w:ascii="游明朝" w:cs="游明朝" w:eastAsia="游明朝" w:hAnsi="游明朝"/>
+          <w:sz w:val="24"/>
+          <w:szCs w:val="24"/>
+        </w:rPr>
+        <w:t xml:space="preserve">誰か一人だけの見間違いではない。</w:t>
+      </w:r>
+    </w:p>
+    <w:p>
+      <w:pPr>
+        <w:spacing w:after="0" w:line="320"/>
+      </w:pPr>
+      <w:r>
+        <w:rPr>
+          <w:rFonts w:ascii="游明朝" w:cs="游明朝" w:eastAsia="游明朝" w:hAnsi="游明朝"/>
+          <w:sz w:val="24"/>
+          <w:szCs w:val="24"/>
+        </w:rPr>
+        <w:t xml:space="preserve">全員が、同じものを見ている。</w:t>
+      </w:r>
+    </w:p>
+    <w:p>
+      <w:pPr>
+        <w:spacing w:after="120"/>
+      </w:pPr>
+    </w:p>
+    <w:p>
+      <w:pPr>
+        <w:spacing w:after="0" w:line="320"/>
+      </w:pPr>
+      <w:r>
+        <w:rPr>
+          <w:rFonts w:ascii="游明朝" w:cs="游明朝" w:eastAsia="游明朝" w:hAnsi="游明朝"/>
+          <w:sz w:val="24"/>
+          <w:szCs w:val="24"/>
+        </w:rPr>
+        <w:t xml:space="preserve">そう気づいた瞬間、</w:t>
+      </w:r>
+    </w:p>
+    <w:p>
+      <w:pPr>
+        <w:spacing w:after="0" w:line="320"/>
+      </w:pPr>
+      <w:r>
+        <w:rPr>
+          <w:rFonts w:ascii="游明朝" w:cs="游明朝" w:eastAsia="游明朝" w:hAnsi="游明朝"/>
+          <w:sz w:val="24"/>
+          <w:szCs w:val="24"/>
+        </w:rPr>
+        <w:t xml:space="preserve">ミーティングは一時中断し、</w:t>
+      </w:r>
+    </w:p>
+    <w:p>
+      <w:pPr>
+        <w:spacing w:after="0" w:line="320"/>
+      </w:pPr>
+      <w:r>
+        <w:rPr>
+          <w:rFonts w:ascii="游明朝" w:cs="游明朝" w:eastAsia="游明朝" w:hAnsi="游明朝"/>
+          <w:sz w:val="24"/>
+          <w:szCs w:val="24"/>
+        </w:rPr>
+        <w:t xml:space="preserve">ちょっとした観察会になった。</w:t>
+      </w:r>
+    </w:p>
+    <w:p>
+      <w:pPr>
+        <w:spacing w:after="120"/>
+      </w:pPr>
+    </w:p>
+    <w:p>
+      <w:pPr>
+        <w:spacing w:after="0" w:line="320"/>
+      </w:pPr>
+      <w:r>
+        <w:rPr>
+          <w:rFonts w:ascii="游明朝" w:cs="游明朝" w:eastAsia="游明朝" w:hAnsi="游明朝"/>
+          <w:sz w:val="24"/>
+          <w:szCs w:val="24"/>
+        </w:rPr>
+        <w:t xml:space="preserve">「ここ、動いた」</w:t>
+      </w:r>
+    </w:p>
+    <w:p>
+      <w:pPr>
+        <w:spacing w:after="0" w:line="320"/>
+      </w:pPr>
+      <w:r>
+        <w:rPr>
+          <w:rFonts w:ascii="游明朝" w:cs="游明朝" w:eastAsia="游明朝" w:hAnsi="游明朝"/>
+          <w:sz w:val="24"/>
+          <w:szCs w:val="24"/>
+        </w:rPr>
+        <w:t xml:space="preserve">「あ、また眼鏡のところに戻ってきた」</w:t>
+      </w:r>
+    </w:p>
+    <w:p>
+      <w:pPr>
+        <w:spacing w:after="0" w:line="320"/>
+      </w:pPr>
+      <w:r>
+        <w:rPr>
+          <w:rFonts w:ascii="游明朝" w:cs="游明朝" w:eastAsia="游明朝" w:hAnsi="游明朝"/>
+          <w:sz w:val="24"/>
+          <w:szCs w:val="24"/>
+        </w:rPr>
+        <w:t xml:space="preserve">「ほんとだ、ふわふわしてる」</w:t>
+      </w:r>
+    </w:p>
+    <w:p>
+      <w:pPr>
+        <w:spacing w:after="120"/>
+      </w:pPr>
+    </w:p>
+    <w:p>
+      <w:pPr>
+        <w:spacing w:after="0" w:line="320"/>
+      </w:pPr>
+      <w:r>
+        <w:rPr>
+          <w:rFonts w:ascii="游明朝" w:cs="游明朝" w:eastAsia="游明朝" w:hAnsi="游明朝"/>
+          <w:sz w:val="24"/>
+          <w:szCs w:val="24"/>
+        </w:rPr>
+        <w:t xml:space="preserve">みんなで画面を注視しながら、</w:t>
+      </w:r>
+    </w:p>
+    <w:p>
+      <w:pPr>
+        <w:spacing w:after="0" w:line="320"/>
+      </w:pPr>
+      <w:r>
+        <w:rPr>
+          <w:rFonts w:ascii="游明朝" w:cs="游明朝" w:eastAsia="游明朝" w:hAnsi="游明朝"/>
+          <w:sz w:val="24"/>
+          <w:szCs w:val="24"/>
+        </w:rPr>
+        <w:t xml:space="preserve">その白い球の動きを、</w:t>
+      </w:r>
+    </w:p>
+    <w:p>
+      <w:pPr>
+        <w:spacing w:after="0" w:line="320"/>
+      </w:pPr>
+      <w:r>
+        <w:rPr>
+          <w:rFonts w:ascii="游明朝" w:cs="游明朝" w:eastAsia="游明朝" w:hAnsi="游明朝"/>
+          <w:sz w:val="24"/>
+          <w:szCs w:val="24"/>
+        </w:rPr>
+        <w:t xml:space="preserve">ひとしきり観察する。</w:t>
       </w:r>
     </w:p>
     <w:p>

--- a/note-articles/2026-09-05-yoru-niju-ji-no-shiroi-hikari.docx
+++ b/note-articles/2026-09-05-yoru-niju-ji-no-shiroi-hikari.docx
@@ -1171,6 +1171,257 @@
           <w:szCs w:val="24"/>
         </w:rPr>
         <w:t xml:space="preserve">そういう感覚はない。</w:t>
+      </w:r>
+    </w:p>
+    <w:p>
+      <w:pPr>
+        <w:spacing w:after="120"/>
+      </w:pPr>
+    </w:p>
+    <w:p>
+      <w:pPr>
+        <w:spacing w:after="0" w:line="320"/>
+      </w:pPr>
+      <w:r>
+        <w:rPr>
+          <w:rFonts w:ascii="游明朝" w:cs="游明朝" w:eastAsia="游明朝" w:hAnsi="游明朝"/>
+          <w:sz w:val="24"/>
+          <w:szCs w:val="24"/>
+        </w:rPr>
+        <w:t xml:space="preserve">もちろん、</w:t>
+      </w:r>
+    </w:p>
+    <w:p>
+      <w:pPr>
+        <w:spacing w:after="0" w:line="320"/>
+      </w:pPr>
+      <w:r>
+        <w:rPr>
+          <w:rFonts w:ascii="游明朝" w:cs="游明朝" w:eastAsia="游明朝" w:hAnsi="游明朝"/>
+          <w:sz w:val="24"/>
+          <w:szCs w:val="24"/>
+        </w:rPr>
+        <w:t xml:space="preserve">この話をなじみのない人が聞いたら、</w:t>
+      </w:r>
+    </w:p>
+    <w:p>
+      <w:pPr>
+        <w:spacing w:after="0" w:line="320"/>
+      </w:pPr>
+      <w:r>
+        <w:rPr>
+          <w:rFonts w:ascii="游明朝" w:cs="游明朝" w:eastAsia="游明朝" w:hAnsi="游明朝"/>
+          <w:sz w:val="24"/>
+          <w:szCs w:val="24"/>
+        </w:rPr>
+        <w:t xml:space="preserve">怖いと思うかもしれない。</w:t>
+      </w:r>
+    </w:p>
+    <w:p>
+      <w:pPr>
+        <w:spacing w:after="120"/>
+      </w:pPr>
+    </w:p>
+    <w:p>
+      <w:pPr>
+        <w:spacing w:after="0" w:line="320"/>
+      </w:pPr>
+      <w:r>
+        <w:rPr>
+          <w:rFonts w:ascii="游明朝" w:cs="游明朝" w:eastAsia="游明朝" w:hAnsi="游明朝"/>
+          <w:sz w:val="24"/>
+          <w:szCs w:val="24"/>
+        </w:rPr>
+        <w:t xml:space="preserve">でも私たちは、</w:t>
+      </w:r>
+    </w:p>
+    <w:p>
+      <w:pPr>
+        <w:spacing w:after="0" w:line="320"/>
+      </w:pPr>
+      <w:r>
+        <w:rPr>
+          <w:rFonts w:ascii="游明朝" w:cs="游明朝" w:eastAsia="游明朝" w:hAnsi="游明朝"/>
+          <w:sz w:val="24"/>
+          <w:szCs w:val="24"/>
+        </w:rPr>
+        <w:t xml:space="preserve">いつの間にか、</w:t>
+      </w:r>
+    </w:p>
+    <w:p>
+      <w:pPr>
+        <w:spacing w:after="0" w:line="320"/>
+      </w:pPr>
+      <w:r>
+        <w:rPr>
+          <w:rFonts w:ascii="游明朝" w:cs="游明朝" w:eastAsia="游明朝" w:hAnsi="游明朝"/>
+          <w:sz w:val="24"/>
+          <w:szCs w:val="24"/>
+        </w:rPr>
+        <w:t xml:space="preserve">すっかり慣れっこになってしまった。</w:t>
+      </w:r>
+    </w:p>
+    <w:p>
+      <w:pPr>
+        <w:spacing w:after="120"/>
+      </w:pPr>
+    </w:p>
+    <w:p>
+      <w:pPr>
+        <w:spacing w:after="0" w:line="320"/>
+      </w:pPr>
+      <w:r>
+        <w:rPr>
+          <w:rFonts w:ascii="游明朝" w:cs="游明朝" w:eastAsia="游明朝" w:hAnsi="游明朝"/>
+          <w:sz w:val="24"/>
+          <w:szCs w:val="24"/>
+        </w:rPr>
+        <w:t xml:space="preserve">不思議なもので、</w:t>
+      </w:r>
+    </w:p>
+    <w:p>
+      <w:pPr>
+        <w:spacing w:after="0" w:line="320"/>
+      </w:pPr>
+      <w:r>
+        <w:rPr>
+          <w:rFonts w:ascii="游明朝" w:cs="游明朝" w:eastAsia="游明朝" w:hAnsi="游明朝"/>
+          <w:sz w:val="24"/>
+          <w:szCs w:val="24"/>
+        </w:rPr>
+        <w:t xml:space="preserve">その現象が起こる理由が、</w:t>
+      </w:r>
+    </w:p>
+    <w:p>
+      <w:pPr>
+        <w:spacing w:after="0" w:line="320"/>
+      </w:pPr>
+      <w:r>
+        <w:rPr>
+          <w:rFonts w:ascii="游明朝" w:cs="游明朝" w:eastAsia="游明朝" w:hAnsi="游明朝"/>
+          <w:sz w:val="24"/>
+          <w:szCs w:val="24"/>
+        </w:rPr>
+        <w:t xml:space="preserve">少しずつわかってくると、</w:t>
+      </w:r>
+    </w:p>
+    <w:p>
+      <w:pPr>
+        <w:spacing w:after="0" w:line="320"/>
+      </w:pPr>
+      <w:r>
+        <w:rPr>
+          <w:rFonts w:ascii="游明朝" w:cs="游明朝" w:eastAsia="游明朝" w:hAnsi="游明朝"/>
+          <w:sz w:val="24"/>
+          <w:szCs w:val="24"/>
+        </w:rPr>
+        <w:t xml:space="preserve">怖さというのは薄れていく。</w:t>
+      </w:r>
+    </w:p>
+    <w:p>
+      <w:pPr>
+        <w:spacing w:after="120"/>
+      </w:pPr>
+    </w:p>
+    <w:p>
+      <w:pPr>
+        <w:spacing w:after="0" w:line="320"/>
+      </w:pPr>
+      <w:r>
+        <w:rPr>
+          <w:rFonts w:ascii="游明朝" w:cs="游明朝" w:eastAsia="游明朝" w:hAnsi="游明朝"/>
+          <w:sz w:val="24"/>
+          <w:szCs w:val="24"/>
+        </w:rPr>
+        <w:t xml:space="preserve">なぜここに現れるのか。</w:t>
+      </w:r>
+    </w:p>
+    <w:p>
+      <w:pPr>
+        <w:spacing w:after="0" w:line="320"/>
+      </w:pPr>
+      <w:r>
+        <w:rPr>
+          <w:rFonts w:ascii="游明朝" w:cs="游明朝" w:eastAsia="游明朝" w:hAnsi="游明朝"/>
+          <w:sz w:val="24"/>
+          <w:szCs w:val="24"/>
+        </w:rPr>
+        <w:t xml:space="preserve">なぜこの時間、この空間だけなのか。</w:t>
+      </w:r>
+    </w:p>
+    <w:p>
+      <w:pPr>
+        <w:spacing w:after="120"/>
+      </w:pPr>
+    </w:p>
+    <w:p>
+      <w:pPr>
+        <w:spacing w:after="0" w:line="320"/>
+      </w:pPr>
+      <w:r>
+        <w:rPr>
+          <w:rFonts w:ascii="游明朝" w:cs="游明朝" w:eastAsia="游明朝" w:hAnsi="游明朝"/>
+          <w:sz w:val="24"/>
+          <w:szCs w:val="24"/>
+        </w:rPr>
+        <w:t xml:space="preserve">理由の輪郭が見えてくるたびに、</w:t>
+      </w:r>
+    </w:p>
+    <w:p>
+      <w:pPr>
+        <w:spacing w:after="0" w:line="320"/>
+      </w:pPr>
+      <w:r>
+        <w:rPr>
+          <w:rFonts w:ascii="游明朝" w:cs="游明朝" w:eastAsia="游明朝" w:hAnsi="游明朝"/>
+          <w:sz w:val="24"/>
+          <w:szCs w:val="24"/>
+        </w:rPr>
+        <w:t xml:space="preserve">怖いという感情より先に、</w:t>
+      </w:r>
+    </w:p>
+    <w:p>
+      <w:pPr>
+        <w:spacing w:after="0" w:line="320"/>
+      </w:pPr>
+      <w:r>
+        <w:rPr>
+          <w:rFonts w:ascii="游明朝" w:cs="游明朝" w:eastAsia="游明朝" w:hAnsi="游明朝"/>
+          <w:sz w:val="24"/>
+          <w:szCs w:val="24"/>
+        </w:rPr>
+        <w:t xml:space="preserve">愛おしさの方が育っていく。</w:t>
+      </w:r>
+    </w:p>
+    <w:p>
+      <w:pPr>
+        <w:spacing w:after="120"/>
+      </w:pPr>
+    </w:p>
+    <w:p>
+      <w:pPr>
+        <w:spacing w:after="0" w:line="320"/>
+      </w:pPr>
+      <w:r>
+        <w:rPr>
+          <w:rFonts w:ascii="游明朝" w:cs="游明朝" w:eastAsia="游明朝" w:hAnsi="游明朝"/>
+          <w:sz w:val="24"/>
+          <w:szCs w:val="24"/>
+        </w:rPr>
+        <w:t xml:space="preserve">みんなで、</w:t>
+      </w:r>
+    </w:p>
+    <w:p>
+      <w:pPr>
+        <w:spacing w:after="0" w:line="320"/>
+      </w:pPr>
+      <w:r>
+        <w:rPr>
+          <w:rFonts w:ascii="游明朝" w:cs="游明朝" w:eastAsia="游明朝" w:hAnsi="游明朝"/>
+          <w:sz w:val="24"/>
+          <w:szCs w:val="24"/>
+        </w:rPr>
+        <w:t xml:space="preserve">愛おしく見ている。</w:t>
       </w:r>
     </w:p>
     <w:p>
